--- a/docs/NDA-РЕГИСТРАЦИЯ.docx
+++ b/docs/NDA-РЕГИСТРАЦИЯ.docx
@@ -2013,7 +2013,7 @@
                 <w:sz w:val="22"/>
                 <w:szCs w:val="22"/>
               </w:rPr>
-              <w:t xml:space="preserve">info@atameken.club</w:t>
+              <w:t xml:space="preserve">atameken.club.kz@gmail.com</w:t>
             </w:r>
           </w:p>
         </w:tc>
